--- a/LLDD/word/BE/LLDD-BE-API-Lookup.docx
+++ b/LLDD/word/BE/LLDD-BE-API-Lookup.docx
@@ -5269,6 +5269,10 @@
               <w:br/>
               <w:t xml:space="preserve">    {</w:t>
               <w:br/>
+              <w:t xml:space="preserve">      "code": "06",</w:t>
+              <w:br/>
+              <w:t xml:space="preserve">      "label": "รอฝ่าย SBP DSA ดำเนินการ",</w:t>
+              <w:br/>
               <w:t xml:space="preserve">      "statusCode": "06",</w:t>
               <w:br/>
               <w:t xml:space="preserve">      "statusName": "รอฝ่าย SBP DSA ดำเนินการ"</w:t>
@@ -5502,6 +5506,216 @@
                 <w:sz w:val="18"/>
               </w:rPr>
               <w:t>JSON array; element type shown in Type column</w:t>
+            </w:r>
+          </w:p>
+        </w:tc>
+      </w:tr>
+      <w:tr>
+        <w:trPr>
+          <w:cantSplit/>
+        </w:trPr>
+        <w:tc>
+          <w:tcPr>
+            <w:tcW w:type="dxa" w:w="2520"/>
+            <w:vAlign w:val="center"/>
+          </w:tcPr>
+          <w:p>
+            <w:pPr>
+              <w:keepLines/>
+              <w:spacing w:after="0"/>
+            </w:pPr>
+            <w:r>
+              <w:rPr>
+                <w:rFonts w:ascii="Arial" w:hAnsi="Arial" w:eastAsia="Arial" w:cs="Tahoma"/>
+                <w:sz w:val="18"/>
+              </w:rPr>
+            </w:r>
+            <w:r>
+              <w:rPr>
+                <w:rFonts w:ascii="Arial" w:hAnsi="Arial" w:eastAsia="Arial" w:cs="Tahoma"/>
+                <w:sz w:val="18"/>
+              </w:rPr>
+              <w:t>items[].code</w:t>
+            </w:r>
+          </w:p>
+        </w:tc>
+        <w:tc>
+          <w:tcPr>
+            <w:tcW w:type="dxa" w:w="2520"/>
+            <w:vAlign w:val="center"/>
+          </w:tcPr>
+          <w:p>
+            <w:pPr>
+              <w:keepLines/>
+              <w:spacing w:after="0"/>
+            </w:pPr>
+            <w:r>
+              <w:rPr>
+                <w:rFonts w:ascii="Arial" w:hAnsi="Arial" w:eastAsia="Arial" w:cs="Tahoma"/>
+                <w:sz w:val="18"/>
+              </w:rPr>
+            </w:r>
+            <w:r>
+              <w:rPr>
+                <w:rFonts w:ascii="Arial" w:hAnsi="Arial" w:eastAsia="Arial" w:cs="Tahoma"/>
+                <w:sz w:val="18"/>
+              </w:rPr>
+              <w:t>string</w:t>
+            </w:r>
+          </w:p>
+        </w:tc>
+        <w:tc>
+          <w:tcPr>
+            <w:tcW w:type="dxa" w:w="2520"/>
+            <w:vAlign w:val="center"/>
+          </w:tcPr>
+          <w:p>
+            <w:pPr>
+              <w:keepLines/>
+              <w:spacing w:after="0"/>
+            </w:pPr>
+            <w:r>
+              <w:rPr>
+                <w:rFonts w:ascii="Arial" w:hAnsi="Arial" w:eastAsia="Arial" w:cs="Tahoma"/>
+                <w:sz w:val="18"/>
+              </w:rPr>
+            </w:r>
+            <w:r>
+              <w:rPr>
+                <w:rFonts w:ascii="Arial" w:hAnsi="Arial" w:eastAsia="Arial" w:cs="Tahoma"/>
+                <w:sz w:val="18"/>
+              </w:rPr>
+              <w:t>Yes</w:t>
+            </w:r>
+          </w:p>
+        </w:tc>
+        <w:tc>
+          <w:tcPr>
+            <w:tcW w:type="dxa" w:w="2520"/>
+            <w:vAlign w:val="center"/>
+          </w:tcPr>
+          <w:p>
+            <w:pPr>
+              <w:keepLines/>
+              <w:spacing w:after="0"/>
+            </w:pPr>
+            <w:r>
+              <w:rPr>
+                <w:rFonts w:ascii="Arial" w:hAnsi="Arial" w:eastAsia="Arial" w:cs="Tahoma"/>
+                <w:sz w:val="18"/>
+              </w:rPr>
+            </w:r>
+            <w:r>
+              <w:rPr>
+                <w:rFonts w:ascii="Arial" w:hAnsi="Arial" w:eastAsia="Arial" w:cs="Tahoma"/>
+                <w:sz w:val="18"/>
+              </w:rPr>
+              <w:t>UTF-8; use value domain described by endpoint purpose</w:t>
+            </w:r>
+          </w:p>
+        </w:tc>
+      </w:tr>
+      <w:tr>
+        <w:trPr>
+          <w:cantSplit/>
+        </w:trPr>
+        <w:tc>
+          <w:tcPr>
+            <w:tcW w:type="dxa" w:w="2520"/>
+            <w:vAlign w:val="center"/>
+          </w:tcPr>
+          <w:p>
+            <w:pPr>
+              <w:keepLines/>
+              <w:spacing w:after="0"/>
+            </w:pPr>
+            <w:r>
+              <w:rPr>
+                <w:rFonts w:ascii="Arial" w:hAnsi="Arial" w:eastAsia="Arial" w:cs="Tahoma"/>
+                <w:sz w:val="18"/>
+              </w:rPr>
+            </w:r>
+            <w:r>
+              <w:rPr>
+                <w:rFonts w:ascii="Arial" w:hAnsi="Arial" w:eastAsia="Arial" w:cs="Tahoma"/>
+                <w:sz w:val="18"/>
+              </w:rPr>
+              <w:t>items[].label</w:t>
+            </w:r>
+          </w:p>
+        </w:tc>
+        <w:tc>
+          <w:tcPr>
+            <w:tcW w:type="dxa" w:w="2520"/>
+            <w:vAlign w:val="center"/>
+          </w:tcPr>
+          <w:p>
+            <w:pPr>
+              <w:keepLines/>
+              <w:spacing w:after="0"/>
+            </w:pPr>
+            <w:r>
+              <w:rPr>
+                <w:rFonts w:ascii="Arial" w:hAnsi="Arial" w:eastAsia="Arial" w:cs="Tahoma"/>
+                <w:sz w:val="18"/>
+              </w:rPr>
+            </w:r>
+            <w:r>
+              <w:rPr>
+                <w:rFonts w:ascii="Arial" w:hAnsi="Arial" w:eastAsia="Arial" w:cs="Tahoma"/>
+                <w:sz w:val="18"/>
+              </w:rPr>
+              <w:t>string</w:t>
+            </w:r>
+          </w:p>
+        </w:tc>
+        <w:tc>
+          <w:tcPr>
+            <w:tcW w:type="dxa" w:w="2520"/>
+            <w:vAlign w:val="center"/>
+          </w:tcPr>
+          <w:p>
+            <w:pPr>
+              <w:keepLines/>
+              <w:spacing w:after="0"/>
+            </w:pPr>
+            <w:r>
+              <w:rPr>
+                <w:rFonts w:ascii="Arial" w:hAnsi="Arial" w:eastAsia="Arial" w:cs="Tahoma"/>
+                <w:sz w:val="18"/>
+              </w:rPr>
+            </w:r>
+            <w:r>
+              <w:rPr>
+                <w:rFonts w:ascii="Arial" w:hAnsi="Arial" w:eastAsia="Arial" w:cs="Tahoma"/>
+                <w:sz w:val="18"/>
+              </w:rPr>
+              <w:t>Yes</w:t>
+            </w:r>
+          </w:p>
+        </w:tc>
+        <w:tc>
+          <w:tcPr>
+            <w:tcW w:type="dxa" w:w="2520"/>
+            <w:vAlign w:val="center"/>
+          </w:tcPr>
+          <w:p>
+            <w:pPr>
+              <w:keepLines/>
+              <w:spacing w:after="0"/>
+            </w:pPr>
+            <w:r>
+              <w:rPr>
+                <w:rFonts w:ascii="Arial" w:hAnsi="Arial" w:eastAsia="Arial" w:cs="Tahoma"/>
+                <w:sz w:val="18"/>
+              </w:rPr>
+            </w:r>
+            <w:r>
+              <w:rPr>
+                <w:rFonts w:ascii="Arial" w:hAnsi="Arial" w:eastAsia="Arial" w:cs="Tahoma"/>
+                <w:sz w:val="18"/>
+              </w:rPr>
+              <w:t>UTF-8; use value domain described by endpoint purpose</w:t>
             </w:r>
           </w:p>
         </w:tc>
@@ -7196,7 +7410,7 @@
     </w:p>
     <w:p>
       <w:pPr>
-        <w:pStyle w:val="Heading3"/>
+        <w:pStyle w:val="Heading2"/>
         <w:keepNext/>
         <w:keepLines/>
         <w:pageBreakBefore w:val="0"/>
@@ -7460,7 +7674,64 @@
                 <w:rFonts w:ascii="Arial" w:hAnsi="Arial" w:eastAsia="Arial" w:cs="Tahoma"/>
                 <w:sz w:val="18"/>
               </w:rPr>
-              <w:t>เก็บ SQL ต่อ endpoint (คัดจากหัวข้อ 10) แยกออกจาก service ให้ทดสอบ/รีวิวง่าย</w:t>
+              <w:t xml:space="preserve">เก็บ SQL ต่อ endpoint (คัดจากหัวข้อ 10) แยกออกจาก service ให้ทดสอบ/รีวิวง่าย · </w:t>
+            </w:r>
+            <w:r>
+              <w:rPr>
+                <w:rFonts w:ascii="Arial" w:hAnsi="Arial" w:eastAsia="Arial" w:cs="Tahoma"/>
+                <w:b/>
+                <w:sz w:val="18"/>
+              </w:rPr>
+              <w:t>คีย์ = ชื่อ handler</w:t>
+            </w:r>
+            <w:r>
+              <w:rPr>
+                <w:rFonts w:ascii="Arial" w:hAnsi="Arial" w:eastAsia="Arial" w:cs="Tahoma"/>
+                <w:sz w:val="18"/>
+              </w:rPr>
+              <w:t xml:space="preserve"> เช่น </w:t>
+            </w:r>
+            <w:r>
+              <w:rPr>
+                <w:rFonts w:ascii="Courier New" w:hAnsi="Courier New" w:eastAsia="Courier New" w:cs="Tahoma"/>
+                <w:sz w:val="18"/>
+              </w:rPr>
+              <w:t>getSgiMasterFactors</w:t>
+            </w:r>
+            <w:r>
+              <w:rPr>
+                <w:rFonts w:ascii="Arial" w:hAnsi="Arial" w:eastAsia="Arial" w:cs="Tahoma"/>
+                <w:sz w:val="18"/>
+              </w:rPr>
+              <w:t xml:space="preserve"> · บล็อกที่มีหลาย statement ให้แยกเป็นหลายคีย์ โดยเติมท้ายชื่อให้สื่อความ เช่น DELETE master ที่มี 2 statement → </w:t>
+            </w:r>
+            <w:r>
+              <w:rPr>
+                <w:rFonts w:ascii="Courier New" w:hAnsi="Courier New" w:eastAsia="Courier New" w:cs="Tahoma"/>
+                <w:sz w:val="18"/>
+              </w:rPr>
+              <w:t>removeSgiMasterFactorsByCodeInUse</w:t>
+            </w:r>
+            <w:r>
+              <w:rPr>
+                <w:rFonts w:ascii="Arial" w:hAnsi="Arial" w:eastAsia="Arial" w:cs="Tahoma"/>
+                <w:sz w:val="18"/>
+              </w:rPr>
+              <w:t xml:space="preserve"> (SELECT ตรวจการใช้งาน) + </w:t>
+            </w:r>
+            <w:r>
+              <w:rPr>
+                <w:rFonts w:ascii="Courier New" w:hAnsi="Courier New" w:eastAsia="Courier New" w:cs="Tahoma"/>
+                <w:sz w:val="18"/>
+              </w:rPr>
+              <w:t>removeSgiMasterFactorsByCode</w:t>
+            </w:r>
+            <w:r>
+              <w:rPr>
+                <w:rFonts w:ascii="Arial" w:hAnsi="Arial" w:eastAsia="Arial" w:cs="Tahoma"/>
+                <w:sz w:val="18"/>
+              </w:rPr>
+              <w:t xml:space="preserve"> (DELETE)</w:t>
             </w:r>
           </w:p>
         </w:tc>
@@ -8401,7 +8672,7 @@
     <w:p/>
     <w:p>
       <w:pPr>
-        <w:pStyle w:val="Heading3"/>
+        <w:pStyle w:val="Heading2"/>
         <w:keepNext/>
         <w:keepLines/>
         <w:pageBreakBefore w:val="0"/>
@@ -8435,7 +8706,7 @@
         <w:br/>
         <w:t>// BFF เรียกด้วย x-api-key และแนบ x-user-id / x-user-group-id / x-user-permissions มาให้</w:t>
         <w:br/>
-        <w:t>@Controller('sgi/sgi/lookup')</w:t>
+        <w:t>@Controller('lookup')</w:t>
         <w:br/>
         <w:t>@UseGuards(HttpHeaderGuard)</w:t>
         <w:br/>
@@ -8446,7 +8717,7 @@
         <w:br/>
         <w:t xml:space="preserve">  // GET /api/v1/sgi/lookup/document-statuses — รายการสถานะเอกสาร verbatim</w:t>
         <w:br/>
-        <w:t xml:space="preserve">  @Get('lookup/document-statuses')</w:t>
+        <w:t xml:space="preserve">  @Get('document-statuses')</w:t>
         <w:br/>
         <w:t xml:space="preserve">  getSgiLookupDocumentStatuses(@UserId() userId: string) {</w:t>
         <w:br/>
@@ -8459,7 +8730,7 @@
         <w:br/>
         <w:t xml:space="preserve">  // GET /api/v1/sgi/lookup/workflow-sections — รายการ section 5 ขั้น</w:t>
         <w:br/>
-        <w:t xml:space="preserve">  @Get('lookup/workflow-sections')</w:t>
+        <w:t xml:space="preserve">  @Get('workflow-sections')</w:t>
         <w:br/>
         <w:t xml:space="preserve">  getSgiLookupWorkflowSections(@UserId() userId: string) {</w:t>
         <w:br/>
@@ -8474,7 +8745,7 @@
     </w:p>
     <w:p>
       <w:pPr>
-        <w:pStyle w:val="Heading3"/>
+        <w:pStyle w:val="Heading2"/>
         <w:keepNext/>
         <w:keepLines/>
         <w:pageBreakBefore w:val="0"/>
@@ -8501,7 +8772,7 @@
         <w:br/>
         <w:t xml:space="preserve">  IsArray, IsBoolean, IsIn, IsInt, IsNotEmpty, IsNumber, IsObject, IsOptional,</w:t>
         <w:br/>
-        <w:t xml:space="preserve">  IsString, Matches, Max, MaxLength, Min,</w:t>
+        <w:t xml:space="preserve">  IsString, Matches, Max, MaxLength, Min, ValidateNested,</w:t>
         <w:br/>
         <w:t>} from 'class-validator';</w:t>
         <w:br/>
@@ -8522,7 +8793,7 @@
     </w:p>
     <w:p>
       <w:pPr>
-        <w:pStyle w:val="Heading3"/>
+        <w:pStyle w:val="Heading2"/>
         <w:keepNext/>
         <w:keepLines/>
         <w:pageBreakBefore w:val="0"/>
@@ -8569,7 +8840,7 @@
         </w:rPr>
         <w:t>// src/modules/sgi-lookup/sgi-lookup.service.ts</w:t>
         <w:br/>
-        <w:t>import { Inject, Injectable, Logger, NotFoundException, NotImplementedException } from '@nestjs/common';</w:t>
+        <w:t>import { BadRequestException, ConflictException, Inject, Injectable, Logger, NotFoundException, NotImplementedException } from '@nestjs/common';</w:t>
         <w:br/>
         <w:t>import { DataSource } from 'typeorm';</w:t>
         <w:br/>
@@ -8606,17 +8877,19 @@
         <w:br/>
         <w:t xml:space="preserve">    const page = 1;</w:t>
         <w:br/>
-        <w:t xml:space="preserve">    const size = 100; // endpoint นี้ไม่มี query param — ไม่แบ่งหน้า</w:t>
+        <w:t xml:space="preserve">    // DTO ของเส้นนี้ไม่มี page/size (ดูหัวข้อ DTO) — ไม่แบ่งหน้า</w:t>
+        <w:br/>
+        <w:t xml:space="preserve">    const size = 100;</w:t>
         <w:br/>
         <w:t xml:space="preserve">    // SQL เต็มอยู่ในหัวข้อ Database SQL ของเอกสารนี้ (คีย์ 'GET /api/v1/sgi/lookup/document-statuses')</w:t>
         <w:br/>
-        <w:t xml:space="preserve">    // ⚠️ SQL ตัวอย่างบางเส้นเขียนด้วย named parameter (:size/:offset) แต่ dataSource.query()</w:t>
+        <w:t xml:space="preserve">    // SQL ในเอกสารเป็น positional $1..$n อยู่แล้ว (ตัวสร้างแปลงให้ตั้งแต่ 2026-09-04)</w:t>
         <w:br/>
-        <w:t xml:space="preserve">    //    รับเฉพาะ positional $1..$n — ต้องแปลงชื่อเป็นลำดับก่อน หรือใช้ QueryBuilder แทน</w:t>
+        <w:t xml:space="preserve">    //   บรรทัดแรกของบล็อก SQL คือ `-- bind ตามลำดับ: $1=... · $2=...` ให้เรียงอาร์กิวเมนต์ตามนั้น</w:t>
         <w:br/>
         <w:t xml:space="preserve">    const rows = await this.dataSource.query(SGI_SQL.getSgiLookupDocumentStatuses, [</w:t>
         <w:br/>
-        <w:t xml:space="preserve">      // TODO: เรียงพารามิเตอร์ให้ตรงกับ $1..$n ของ SQL จริง</w:t>
+        <w:t xml:space="preserve">      // เรียงให้ตรงกับบรรทัด `-- bind ตามลำดับ:` ของ SQL เส้นนี้</w:t>
         <w:br/>
         <w:t xml:space="preserve">      userId, (page - 1) * size, size,</w:t>
         <w:br/>
@@ -8646,7 +8919,7 @@
     </w:p>
     <w:p>
       <w:pPr>
-        <w:pStyle w:val="Heading3"/>
+        <w:pStyle w:val="Heading2"/>
         <w:keepNext/>
         <w:keepLines/>
         <w:pageBreakBefore w:val="0"/>
@@ -8980,7 +9253,7 @@
     </w:p>
     <w:p>
       <w:pPr>
-        <w:pStyle w:val="Heading3"/>
+        <w:pStyle w:val="Heading2"/>
         <w:keepNext/>
         <w:keepLines/>
         <w:pageBreakBefore w:val="0"/>
@@ -9008,29 +9281,29 @@
         <w:br/>
         <w:t>export class ImpactedStore {</w:t>
         <w:br/>
-        <w:t xml:space="preserve">  @PrimaryColumn({ name: 'store_code', type: 'char', length: 5 })</w:t>
+        <w:t xml:space="preserve">  @PrimaryColumn({ name: 'store_code', type: 'varchar', length: 5 })</w:t>
         <w:br/>
         <w:t xml:space="preserve">  storeCode: string;</w:t>
         <w:br/>
         <w:br/>
-        <w:t xml:space="preserve">  @Column({ name: 'store_name', type: 'varchar', length: 200 })</w:t>
+        <w:t xml:space="preserve">  @Column({ name: 'dv_code', type: 'varchar', length: 20, nullable: true })</w:t>
         <w:br/>
-        <w:t xml:space="preserve">  storeName: string;</w:t>
+        <w:t xml:space="preserve">  dvCode?: string;</w:t>
         <w:br/>
         <w:br/>
-        <w:t xml:space="preserve">  @Column({ name: 'zone_code', type: 'varchar', length: 10, nullable: true })</w:t>
+        <w:t xml:space="preserve">  @Column({ name: 'opt_dv_user_id', type: 'varchar', length: 30, nullable: true })</w:t>
         <w:br/>
-        <w:t xml:space="preserve">  zoneCode?: string;</w:t>
+        <w:t xml:space="preserve">  optDvUserId?: string;</w:t>
         <w:br/>
         <w:br/>
-        <w:t xml:space="preserve">  @Column({ name: 'region_code', type: 'varchar', length: 10, nullable: true })</w:t>
+        <w:t xml:space="preserve">  @Column({ name: 'latitude', type: 'numeric', precision: 10, scale: 7, nullable: true })</w:t>
         <w:br/>
-        <w:t xml:space="preserve">  regionCode?: string;</w:t>
+        <w:t xml:space="preserve">  latitude?: string;</w:t>
         <w:br/>
         <w:br/>
-        <w:t xml:space="preserve">  @Column({ name: 'store_type', type: 'varchar', length: 5, nullable: true })</w:t>
+        <w:t xml:space="preserve">  @Column({ name: 'longitude', type: 'numeric', precision: 10, scale: 7, nullable: true })</w:t>
         <w:br/>
-        <w:t xml:space="preserve">  storeType?: string;</w:t>
+        <w:t xml:space="preserve">  longitude?: string;</w:t>
         <w:br/>
         <w:br/>
         <w:t xml:space="preserve">  @Column({ name: 'transfer_sbp_date', type: 'date', nullable: true })</w:t>
@@ -9043,9 +9316,14 @@
         <w:t xml:space="preserve">  isActive: boolean;</w:t>
         <w:br/>
         <w:br/>
-        <w:t xml:space="preserve">  // TODO: ตรวจความยาว/precision กับ DDL จริงใน sql/deploy-sgi-*.sql ก่อน merge</w:t>
+        <w:t xml:space="preserve">  @Column({ name: 'updated_at', type: 'timestamp' })</w:t>
         <w:br/>
-        <w:t xml:space="preserve">  //       entity ชุดนี้ไม่ประกาศ relation ตาม convention (join ด้วย raw SQL)</w:t>
+        <w:t xml:space="preserve">  updatedAt: Date;</w:t>
+        <w:br/>
+        <w:br/>
+        <w:t xml:space="preserve">  // entity ชุดนี้ generate จาก DDL ใน LLDD-Database.pdf §5.2–5.4 โดยตรง — คอลัมน์/ชนิด/nullable ตรงกันเสมอ</w:t>
+        <w:br/>
+        <w:t xml:space="preserve">  // ไม่ประกาศ relation ตาม convention ของทีม (join ด้วย raw SQL)</w:t>
         <w:br/>
         <w:t>}</w:t>
       </w:r>
@@ -9531,7 +9809,7 @@
     <w:p/>
     <w:p>
       <w:pPr>
-        <w:pStyle w:val="Heading3"/>
+        <w:pStyle w:val="Heading2"/>
         <w:keepNext/>
         <w:keepLines/>
         <w:pageBreakBefore w:val="0"/>
@@ -9658,7 +9936,7 @@
     </w:p>
     <w:p>
       <w:pPr>
-        <w:pStyle w:val="Heading3"/>
+        <w:pStyle w:val="Heading2"/>
         <w:keepNext/>
         <w:keepLines/>
         <w:pageBreakBefore w:val="0"/>
@@ -9762,6 +10040,12 @@
         <w:br/>
         <w:t xml:space="preserve">  // BFF ไม่มี DB — หน้าที่เดียวคือแนบ user context แล้ว forward</w:t>
         <w:br/>
+        <w:t xml:space="preserve">  // ⚠️ ต้อง unwrap envelope ของ store-backend 1 ชั้นก่อนคืน (ยืนยันจากโค้ดจริง 2026-09-04):</w:t>
+        <w:br/>
+        <w:t xml:space="preserve">  //    ResponseInterceptor ระดับ global ของ BFF ห่อผลลัพธ์เป็น { success, data, requestId } อีกที</w:t>
+        <w:br/>
+        <w:t xml:space="preserve">  //    ถ้าคืน { success, data } ดิบมา FE จะได้ data.data.data — SgiClientService จึงต้องคืน .data.data</w:t>
+        <w:br/>
         <w:t xml:space="preserve">  private userHeaders(user: any) {</w:t>
         <w:br/>
         <w:t xml:space="preserve">    return {</w:t>
@@ -9800,9 +10084,9 @@
         <w:t>import { AuthGuard } from '@nestjs/passport';</w:t>
         <w:br/>
         <w:br/>
-        <w:t>// เลือก prefix แบบเดียวทั้งโมดูล: ใช้ '/bff/sgi/...' (ห้ามปนกับแบบไม่มี /bff)</w:t>
+        <w:t>// path เดียวกับที่ FE เรียก (apiClient baseURL รวม /api/v1 แล้ว) — ห้ามตั้งตามชื่อเอกสาร LLDD</w:t>
         <w:br/>
-        <w:t>@Controller('bff/sgi/lookup')</w:t>
+        <w:t>@Controller('sgi/lookup')</w:t>
         <w:br/>
         <w:t>@UseGuards(AuthGuard('jwt'))</w:t>
         <w:br/>
@@ -9813,7 +10097,7 @@
         <w:br/>
         <w:t xml:space="preserve">  // proxy ของ GET /api/v1/sgi/lookup/document-statuses</w:t>
         <w:br/>
-        <w:t xml:space="preserve">  @Get('sgi/lookup/document-statuses')</w:t>
+        <w:t xml:space="preserve">  @Get('document-statuses')</w:t>
         <w:br/>
         <w:t xml:space="preserve">  getSgiLookupDocumentStatuses(@Query() query: any, @Req() req: any) {</w:t>
         <w:br/>
@@ -9824,7 +10108,7 @@
         <w:br/>
         <w:t xml:space="preserve">  // proxy ของ GET /api/v1/sgi/lookup/workflow-sections</w:t>
         <w:br/>
-        <w:t xml:space="preserve">  @Get('sgi/lookup/workflow-sections')</w:t>
+        <w:t xml:space="preserve">  @Get('workflow-sections')</w:t>
         <w:br/>
         <w:t xml:space="preserve">  getSgiLookupWorkflowSections(@Query() query: any, @Req() req: any) {</w:t>
         <w:br/>
@@ -9850,7 +10134,7 @@
     </w:p>
     <w:p>
       <w:pPr>
-        <w:pStyle w:val="Heading3"/>
+        <w:pStyle w:val="Heading2"/>
         <w:keepNext/>
         <w:keepLines/>
         <w:pageBreakBefore w:val="0"/>
@@ -10586,7 +10870,7 @@
     <w:p/>
     <w:p>
       <w:pPr>
-        <w:pStyle w:val="Heading3"/>
+        <w:pStyle w:val="Heading2"/>
         <w:keepNext/>
         <w:keepLines/>
         <w:pageBreakBefore w:val="0"/>
@@ -10619,9 +10903,7 @@
           <w:rFonts w:ascii="Courier New" w:hAnsi="Courier New" w:eastAsia="Courier New" w:cs="Tahoma"/>
           <w:sz w:val="16"/>
         </w:rPr>
-        <w:t>-- ⚠️ SQL นี้ใช้ named parameter (:name) แต่ `dataSource.query()` ของ store-backend</w:t>
-        <w:br/>
-        <w:t>--    รับเฉพาะ positional $1..$n — ต้องแปลงเป็นลำดับ หรือรันผ่าน QueryBuilder</w:t>
+        <w:t>-- bind ตามลำดับ: $1=sgiVersionId</w:t>
         <w:br/>
         <w:t>-- ตาราง document_statuses ของ SGI ถูกตัดแล้ว — อ่านจาก workflow_status ของ engine กลาง</w:t>
         <w:br/>
@@ -10629,7 +10911,7 @@
         <w:br/>
         <w:t>FROM sps_store.workflow_status</w:t>
         <w:br/>
-        <w:t>WHERE version_id = :sgiVersionId</w:t>
+        <w:t>WHERE version_id = $1 /* sgiVersionId */</w:t>
         <w:br/>
         <w:t>ORDER BY seq;</w:t>
       </w:r>
@@ -10655,9 +10937,7 @@
           <w:rFonts w:ascii="Courier New" w:hAnsi="Courier New" w:eastAsia="Courier New" w:cs="Tahoma"/>
           <w:sz w:val="16"/>
         </w:rPr>
-        <w:t>-- ⚠️ SQL นี้ใช้ named parameter (:name) แต่ `dataSource.query()` ของ store-backend</w:t>
-        <w:br/>
-        <w:t>--    รับเฉพาะ positional $1..$n — ต้องแปลงเป็นลำดับ หรือรันผ่าน QueryBuilder</w:t>
+        <w:t>-- bind ตามลำดับ: $1=sgiVersionId</w:t>
         <w:br/>
         <w:t>-- ตาราง workflow_sections ของ SGI ถูกตัดแล้ว — อ่าน state จาก engine กลาง และวงเงินจาก common_code ของระบบเดิม</w:t>
         <w:br/>
@@ -10679,7 +10959,7 @@
         <w:br/>
         <w:t>LEFT JOIN common_code c ON c.code_type = 'SGI_APPROVE_LIMIT' AND c.code_value = s.state_id</w:t>
         <w:br/>
-        <w:t>WHERE s.version_id = :sgiVersionId</w:t>
+        <w:t>WHERE s.version_id = $1 /* sgiVersionId */</w:t>
         <w:br/>
         <w:t>GROUP BY s.state_id, s.state_name, c.other_value</w:t>
         <w:br/>
@@ -10688,7 +10968,7 @@
     </w:p>
     <w:p>
       <w:pPr>
-        <w:pStyle w:val="Heading3"/>
+        <w:pStyle w:val="Heading2"/>
         <w:keepNext/>
         <w:keepLines/>
         <w:pageBreakBefore w:val="0"/>

--- a/LLDD/word/BE/LLDD-BE-API-Lookup.docx
+++ b/LLDD/word/BE/LLDD-BE-API-Lookup.docx
@@ -5269,13 +5269,15 @@
               <w:br/>
               <w:t xml:space="preserve">    {</w:t>
               <w:br/>
+              <w:t xml:space="preserve">      "statusCode": "06",</w:t>
+              <w:br/>
+              <w:t xml:space="preserve">      "currentOwner": "somchai.k",</w:t>
+              <w:br/>
+              <w:t xml:space="preserve">      "statusName": "รอฝ่าย SBP DSA ดำเนินการ",</w:t>
+              <w:br/>
               <w:t xml:space="preserve">      "code": "06",</w:t>
               <w:br/>
-              <w:t xml:space="preserve">      "label": "รอฝ่าย SBP DSA ดำเนินการ",</w:t>
-              <w:br/>
-              <w:t xml:space="preserve">      "statusCode": "06",</w:t>
-              <w:br/>
-              <w:t xml:space="preserve">      "statusName": "รอฝ่าย SBP DSA ดำเนินการ"</w:t>
+              <w:t xml:space="preserve">      "label": "รอฝ่าย SBP DSA ดำเนินการ"</w:t>
               <w:br/>
               <w:t xml:space="preserve">    }</w:t>
               <w:br/>
@@ -5535,7 +5537,7 @@
                 <w:rFonts w:ascii="Arial" w:hAnsi="Arial" w:eastAsia="Arial" w:cs="Tahoma"/>
                 <w:sz w:val="18"/>
               </w:rPr>
-              <w:t>items[].code</w:t>
+              <w:t>items[].statusCode</w:t>
             </w:r>
           </w:p>
         </w:tc>
@@ -5610,7 +5612,7 @@
                 <w:rFonts w:ascii="Arial" w:hAnsi="Arial" w:eastAsia="Arial" w:cs="Tahoma"/>
                 <w:sz w:val="18"/>
               </w:rPr>
-              <w:t>UTF-8; use value domain described by endpoint purpose</w:t>
+              <w:t>canonical code; do not replace with display label</w:t>
             </w:r>
           </w:p>
         </w:tc>
@@ -5640,7 +5642,7 @@
                 <w:rFonts w:ascii="Arial" w:hAnsi="Arial" w:eastAsia="Arial" w:cs="Tahoma"/>
                 <w:sz w:val="18"/>
               </w:rPr>
-              <w:t>items[].label</w:t>
+              <w:t>items[].currentOwner</w:t>
             </w:r>
           </w:p>
         </w:tc>
@@ -5745,7 +5747,7 @@
                 <w:rFonts w:ascii="Arial" w:hAnsi="Arial" w:eastAsia="Arial" w:cs="Tahoma"/>
                 <w:sz w:val="18"/>
               </w:rPr>
-              <w:t>items[].statusCode</w:t>
+              <w:t>items[].statusName</w:t>
             </w:r>
           </w:p>
         </w:tc>
@@ -5820,7 +5822,7 @@
                 <w:rFonts w:ascii="Arial" w:hAnsi="Arial" w:eastAsia="Arial" w:cs="Tahoma"/>
                 <w:sz w:val="18"/>
               </w:rPr>
-              <w:t>canonical code; do not replace with display label</w:t>
+              <w:t>UTF-8; use value domain described by endpoint purpose</w:t>
             </w:r>
           </w:p>
         </w:tc>
@@ -5850,7 +5852,112 @@
                 <w:rFonts w:ascii="Arial" w:hAnsi="Arial" w:eastAsia="Arial" w:cs="Tahoma"/>
                 <w:sz w:val="18"/>
               </w:rPr>
-              <w:t>items[].statusName</w:t>
+              <w:t>items[].code</w:t>
+            </w:r>
+          </w:p>
+        </w:tc>
+        <w:tc>
+          <w:tcPr>
+            <w:tcW w:type="dxa" w:w="2520"/>
+            <w:vAlign w:val="center"/>
+          </w:tcPr>
+          <w:p>
+            <w:pPr>
+              <w:keepLines/>
+              <w:spacing w:after="0"/>
+            </w:pPr>
+            <w:r>
+              <w:rPr>
+                <w:rFonts w:ascii="Arial" w:hAnsi="Arial" w:eastAsia="Arial" w:cs="Tahoma"/>
+                <w:sz w:val="18"/>
+              </w:rPr>
+            </w:r>
+            <w:r>
+              <w:rPr>
+                <w:rFonts w:ascii="Arial" w:hAnsi="Arial" w:eastAsia="Arial" w:cs="Tahoma"/>
+                <w:sz w:val="18"/>
+              </w:rPr>
+              <w:t>string</w:t>
+            </w:r>
+          </w:p>
+        </w:tc>
+        <w:tc>
+          <w:tcPr>
+            <w:tcW w:type="dxa" w:w="2520"/>
+            <w:vAlign w:val="center"/>
+          </w:tcPr>
+          <w:p>
+            <w:pPr>
+              <w:keepLines/>
+              <w:spacing w:after="0"/>
+            </w:pPr>
+            <w:r>
+              <w:rPr>
+                <w:rFonts w:ascii="Arial" w:hAnsi="Arial" w:eastAsia="Arial" w:cs="Tahoma"/>
+                <w:sz w:val="18"/>
+              </w:rPr>
+            </w:r>
+            <w:r>
+              <w:rPr>
+                <w:rFonts w:ascii="Arial" w:hAnsi="Arial" w:eastAsia="Arial" w:cs="Tahoma"/>
+                <w:sz w:val="18"/>
+              </w:rPr>
+              <w:t>Yes</w:t>
+            </w:r>
+          </w:p>
+        </w:tc>
+        <w:tc>
+          <w:tcPr>
+            <w:tcW w:type="dxa" w:w="2520"/>
+            <w:vAlign w:val="center"/>
+          </w:tcPr>
+          <w:p>
+            <w:pPr>
+              <w:keepLines/>
+              <w:spacing w:after="0"/>
+            </w:pPr>
+            <w:r>
+              <w:rPr>
+                <w:rFonts w:ascii="Arial" w:hAnsi="Arial" w:eastAsia="Arial" w:cs="Tahoma"/>
+                <w:sz w:val="18"/>
+              </w:rPr>
+            </w:r>
+            <w:r>
+              <w:rPr>
+                <w:rFonts w:ascii="Arial" w:hAnsi="Arial" w:eastAsia="Arial" w:cs="Tahoma"/>
+                <w:sz w:val="18"/>
+              </w:rPr>
+              <w:t>UTF-8; use value domain described by endpoint purpose</w:t>
+            </w:r>
+          </w:p>
+        </w:tc>
+      </w:tr>
+      <w:tr>
+        <w:trPr>
+          <w:cantSplit/>
+        </w:trPr>
+        <w:tc>
+          <w:tcPr>
+            <w:tcW w:type="dxa" w:w="2520"/>
+            <w:vAlign w:val="center"/>
+          </w:tcPr>
+          <w:p>
+            <w:pPr>
+              <w:keepLines/>
+              <w:spacing w:after="0"/>
+            </w:pPr>
+            <w:r>
+              <w:rPr>
+                <w:rFonts w:ascii="Arial" w:hAnsi="Arial" w:eastAsia="Arial" w:cs="Tahoma"/>
+                <w:sz w:val="18"/>
+              </w:rPr>
+            </w:r>
+            <w:r>
+              <w:rPr>
+                <w:rFonts w:ascii="Arial" w:hAnsi="Arial" w:eastAsia="Arial" w:cs="Tahoma"/>
+                <w:sz w:val="18"/>
+              </w:rPr>
+              <w:t>items[].label</w:t>
             </w:r>
           </w:p>
         </w:tc>
@@ -6958,6 +7065,101 @@
                 <w:rFonts w:ascii="Arial" w:hAnsi="Arial" w:eastAsia="Arial" w:cs="Tahoma"/>
                 <w:sz w:val="18"/>
               </w:rPr>
+              <w:t>common_code (SBP เดิม · SGI_DOC_STATUS / SGI_APPROVE_LIMIT)</w:t>
+            </w:r>
+          </w:p>
+        </w:tc>
+        <w:tc>
+          <w:tcPr>
+            <w:tcW w:type="dxa" w:w="3360"/>
+            <w:vAlign w:val="center"/>
+          </w:tcPr>
+          <w:p>
+            <w:pPr>
+              <w:keepLines/>
+              <w:spacing w:after="0"/>
+            </w:pPr>
+            <w:r>
+              <w:rPr>
+                <w:rFonts w:ascii="Arial" w:hAnsi="Arial" w:eastAsia="Arial" w:cs="Tahoma"/>
+                <w:sz w:val="18"/>
+              </w:rPr>
+            </w:r>
+            <w:r>
+              <w:rPr>
+                <w:rFonts w:ascii="Arial" w:hAnsi="Arial" w:eastAsia="Arial" w:cs="Tahoma"/>
+                <w:sz w:val="18"/>
+              </w:rPr>
+              <w:t>R</w:t>
+            </w:r>
+          </w:p>
+        </w:tc>
+        <w:tc>
+          <w:tcPr>
+            <w:tcW w:type="dxa" w:w="3360"/>
+            <w:vAlign w:val="center"/>
+          </w:tcPr>
+          <w:p>
+            <w:pPr>
+              <w:keepLines/>
+              <w:spacing w:after="0"/>
+            </w:pPr>
+            <w:r>
+              <w:rPr>
+                <w:rFonts w:ascii="Arial" w:hAnsi="Arial" w:eastAsia="Arial" w:cs="Tahoma"/>
+                <w:sz w:val="18"/>
+              </w:rPr>
+            </w:r>
+            <w:r>
+              <w:rPr>
+                <w:rFonts w:ascii="Arial" w:hAnsi="Arial" w:eastAsia="Arial" w:cs="Tahoma"/>
+                <w:sz w:val="18"/>
+              </w:rPr>
+              <w:t xml:space="preserve">🔴 แก้ 2026-09-16 — lookup สถานะ 6 ค่าและขั้น 5 ค่าอ่านจาก common_code </w:t>
+            </w:r>
+            <w:r>
+              <w:rPr>
+                <w:rFonts w:ascii="Arial" w:hAnsi="Arial" w:eastAsia="Arial" w:cs="Tahoma"/>
+                <w:b/>
+                <w:sz w:val="18"/>
+              </w:rPr>
+              <w:t>ไม่ใช่ sps_store.workflow_status</w:t>
+            </w:r>
+            <w:r>
+              <w:rPr>
+                <w:rFonts w:ascii="Arial" w:hAnsi="Arial" w:eastAsia="Arial" w:cs="Tahoma"/>
+                <w:sz w:val="18"/>
+              </w:rPr>
+              <w:t xml:space="preserve"> เพราะตารางนั้นไม่มีคอลัมน์ลำดับ และ status_id เป็น integer surrogate ต่างกันตาม environment · วงเงินอนุมัติอยู่ที่ code_name ของ SGI_APPROVE_LIMIT</w:t>
+            </w:r>
+          </w:p>
+        </w:tc>
+      </w:tr>
+      <w:tr>
+        <w:trPr>
+          <w:cantSplit/>
+        </w:trPr>
+        <w:tc>
+          <w:tcPr>
+            <w:tcW w:type="dxa" w:w="3360"/>
+            <w:vAlign w:val="center"/>
+          </w:tcPr>
+          <w:p>
+            <w:pPr>
+              <w:keepLines/>
+              <w:spacing w:after="0"/>
+            </w:pPr>
+            <w:r>
+              <w:rPr>
+                <w:rFonts w:ascii="Arial" w:hAnsi="Arial" w:eastAsia="Arial" w:cs="Tahoma"/>
+                <w:sz w:val="18"/>
+              </w:rPr>
+            </w:r>
+            <w:r>
+              <w:rPr>
+                <w:rFonts w:ascii="Arial" w:hAnsi="Arial" w:eastAsia="Arial" w:cs="Tahoma"/>
+                <w:sz w:val="18"/>
+              </w:rPr>
               <w:t>workflow_status / workflow_state (@srm/glb-workflow · sps_store)</w:t>
             </w:r>
           </w:p>
@@ -7008,7 +7210,7 @@
                 <w:rFonts w:ascii="Arial" w:hAnsi="Arial" w:eastAsia="Arial" w:cs="Tahoma"/>
                 <w:sz w:val="18"/>
               </w:rPr>
-              <w:t>lookup สถานะ verbatim และ 5 ขั้น 06/08/01/02/03 — ไม่สร้างตารางของ SGI เอง</w:t>
+              <w:t>ชื่อสถานะฝั่ง engine — engine เป็นเจ้าของสถานะตอนรันไทม์ · lookup API ไม่ได้อ่านตารางนี้แล้ว</w:t>
             </w:r>
           </w:p>
         </w:tc>
@@ -7961,7 +8163,7 @@
                 <w:rFonts w:ascii="Arial" w:hAnsi="Arial" w:eastAsia="Arial" w:cs="Tahoma"/>
                 <w:sz w:val="18"/>
               </w:rPr>
-              <w:t>store-backend · src/entitys/business-user.entity.ts</w:t>
+              <w:t>store-backend · src/entitys/common-code.entity.ts</w:t>
             </w:r>
           </w:p>
         </w:tc>
@@ -7993,7 +8195,7 @@
                 <w:rFonts w:ascii="Courier New" w:hAnsi="Courier New" w:eastAsia="Courier New" w:cs="Tahoma"/>
                 <w:sz w:val="18"/>
               </w:rPr>
-              <w:t>business_user</w:t>
+              <w:t>common_code</w:t>
             </w:r>
             <w:r>
               <w:rPr>
@@ -8044,7 +8246,7 @@
                 <w:rFonts w:ascii="Arial" w:hAnsi="Arial" w:eastAsia="Arial" w:cs="Tahoma"/>
                 <w:sz w:val="18"/>
               </w:rPr>
-              <w:t>store-backend · src/entitys/permissions.entity.ts</w:t>
+              <w:t>store-backend · src/entitys/business-user.entity.ts</w:t>
             </w:r>
           </w:p>
         </w:tc>
@@ -8076,7 +8278,7 @@
                 <w:rFonts w:ascii="Courier New" w:hAnsi="Courier New" w:eastAsia="Courier New" w:cs="Tahoma"/>
                 <w:sz w:val="18"/>
               </w:rPr>
-              <w:t>permissions</w:t>
+              <w:t>business_user</w:t>
             </w:r>
             <w:r>
               <w:rPr>
@@ -9338,21 +9540,21 @@
           <w:rFonts w:ascii="Courier New" w:hAnsi="Courier New" w:eastAsia="Courier New" w:cs="Tahoma"/>
           <w:sz w:val="16"/>
         </w:rPr>
-        <w:t>// src/entitys/business-user.entity.ts</w:t>
+        <w:t>// src/entitys/common-code.entity.ts</w:t>
         <w:br/>
         <w:t>import { Column, Entity, PrimaryColumn } from 'typeorm';</w:t>
         <w:br/>
         <w:br/>
-        <w:t>@Entity({ name: 'business_user', schema: process.env.DB_SCHEMA })</w:t>
+        <w:t>@Entity({ name: 'common_code', schema: process.env.DB_SCHEMA })</w:t>
         <w:br/>
-        <w:t>export class BusinessUser {</w:t>
+        <w:t>export class CommonCode {</w:t>
         <w:br/>
         <w:t xml:space="preserve">  @PrimaryColumn({ name: 'id', type: 'bigint' })</w:t>
         <w:br/>
         <w:t xml:space="preserve">  id: number;</w:t>
         <w:br/>
         <w:br/>
-        <w:t xml:space="preserve">  // TODO: เติมคอลัมน์ที่เหลือของ business_user ตาม Database design (Canonical Column Contract)</w:t>
+        <w:t xml:space="preserve">  // TODO: เติมคอลัมน์ที่เหลือของ common_code ตาม Database design (Canonical Column Contract)</w:t>
         <w:br/>
         <w:t xml:space="preserve">  //       และห้ามประกาศ relation — โมดูลนี้ join ด้วย raw SQL ตาม convention ของทีม</w:t>
         <w:br/>
@@ -9362,6 +9564,15 @@
     <w:p>
       <w:r>
         <w:t>ตารางที่เหลือของเอกสารนี้ (</w:t>
+      </w:r>
+      <w:r>
+        <w:rPr>
+          <w:rFonts w:ascii="Courier New" w:hAnsi="Courier New" w:eastAsia="Courier New" w:cs="Tahoma"/>
+        </w:rPr>
+        <w:t>business_user</w:t>
+      </w:r>
+      <w:r>
+        <w:t xml:space="preserve">, </w:t>
       </w:r>
       <w:r>
         <w:rPr>
@@ -9844,9 +10055,9 @@
         <w:br/>
         <w:t>import { ImpactedStore } from '../../entitys/sgi-impacted-stores.entity';</w:t>
         <w:br/>
+        <w:t>import { CommonCode } from '../../entitys/common-code.entity';</w:t>
+        <w:br/>
         <w:t>import { BusinessUser } from '../../entitys/business-user.entity';</w:t>
-        <w:br/>
-        <w:t>import { Permission } from '../../entitys/permissions.entity';</w:t>
         <w:br/>
         <w:br/>
         <w:t>export const sgiLookupProviders = [</w:t>
@@ -9863,9 +10074,9 @@
         <w:br/>
         <w:t xml:space="preserve">  {</w:t>
         <w:br/>
-        <w:t xml:space="preserve">    provide: 'BUSINESS_USER_REPOSITORY',</w:t>
+        <w:t xml:space="preserve">    provide: 'COMMON_CODE_REPOSITORY',</w:t>
         <w:br/>
-        <w:t xml:space="preserve">    useFactory: (dataSource: DataSource) =&gt; dataSource.getRepository(BusinessUser),</w:t>
+        <w:t xml:space="preserve">    useFactory: (dataSource: DataSource) =&gt; dataSource.getRepository(CommonCode),</w:t>
         <w:br/>
         <w:t xml:space="preserve">    inject: ['DATA_SOURCE'],</w:t>
         <w:br/>
@@ -9873,9 +10084,9 @@
         <w:br/>
         <w:t xml:space="preserve">  {</w:t>
         <w:br/>
-        <w:t xml:space="preserve">    provide: 'PERMISSION_REPOSITORY',</w:t>
+        <w:t xml:space="preserve">    provide: 'BUSINESS_USER_REPOSITORY',</w:t>
         <w:br/>
-        <w:t xml:space="preserve">    useFactory: (dataSource: DataSource) =&gt; dataSource.getRepository(Permission),</w:t>
+        <w:t xml:space="preserve">    useFactory: (dataSource: DataSource) =&gt; dataSource.getRepository(BusinessUser),</w:t>
         <w:br/>
         <w:t xml:space="preserve">    inject: ['DATA_SOURCE'],</w:t>
         <w:br/>
@@ -10331,6 +10542,101 @@
                 <w:rFonts w:ascii="Arial" w:hAnsi="Arial" w:eastAsia="Arial" w:cs="Tahoma"/>
                 <w:sz w:val="18"/>
               </w:rPr>
+              <w:t>common_code</w:t>
+            </w:r>
+          </w:p>
+        </w:tc>
+        <w:tc>
+          <w:tcPr>
+            <w:tcW w:type="dxa" w:w="3360"/>
+            <w:vAlign w:val="center"/>
+          </w:tcPr>
+          <w:p>
+            <w:pPr>
+              <w:keepLines/>
+              <w:spacing w:after="0"/>
+            </w:pPr>
+            <w:r>
+              <w:rPr>
+                <w:rFonts w:ascii="Arial" w:hAnsi="Arial" w:eastAsia="Arial" w:cs="Tahoma"/>
+                <w:sz w:val="18"/>
+              </w:rPr>
+            </w:r>
+            <w:r>
+              <w:rPr>
+                <w:rFonts w:ascii="Arial" w:hAnsi="Arial" w:eastAsia="Arial" w:cs="Tahoma"/>
+                <w:sz w:val="18"/>
+              </w:rPr>
+              <w:t>R</w:t>
+            </w:r>
+          </w:p>
+        </w:tc>
+        <w:tc>
+          <w:tcPr>
+            <w:tcW w:type="dxa" w:w="3360"/>
+            <w:vAlign w:val="center"/>
+          </w:tcPr>
+          <w:p>
+            <w:pPr>
+              <w:keepLines/>
+              <w:spacing w:after="0"/>
+            </w:pPr>
+            <w:r>
+              <w:rPr>
+                <w:rFonts w:ascii="Arial" w:hAnsi="Arial" w:eastAsia="Arial" w:cs="Tahoma"/>
+                <w:sz w:val="18"/>
+              </w:rPr>
+            </w:r>
+            <w:r>
+              <w:rPr>
+                <w:rFonts w:ascii="Arial" w:hAnsi="Arial" w:eastAsia="Arial" w:cs="Tahoma"/>
+                <w:sz w:val="18"/>
+              </w:rPr>
+              <w:t xml:space="preserve">🔴 แก้ 2026-09-16 — lookup สถานะ 6 ค่าและขั้น 5 ค่าอ่านจาก common_code </w:t>
+            </w:r>
+            <w:r>
+              <w:rPr>
+                <w:rFonts w:ascii="Arial" w:hAnsi="Arial" w:eastAsia="Arial" w:cs="Tahoma"/>
+                <w:b/>
+                <w:sz w:val="18"/>
+              </w:rPr>
+              <w:t>ไม่ใช่ sps_store.workflow_status</w:t>
+            </w:r>
+            <w:r>
+              <w:rPr>
+                <w:rFonts w:ascii="Arial" w:hAnsi="Arial" w:eastAsia="Arial" w:cs="Tahoma"/>
+                <w:sz w:val="18"/>
+              </w:rPr>
+              <w:t xml:space="preserve"> เพราะตารางนั้นไม่มีคอลัมน์ลำดับ และ status_id เป็น integer surrogate ต่างกันตาม environment · วงเงินอนุมัติอยู่ที่ code_name ของ SGI_APPROVE_LIMIT</w:t>
+            </w:r>
+          </w:p>
+        </w:tc>
+      </w:tr>
+      <w:tr>
+        <w:trPr>
+          <w:cantSplit/>
+        </w:trPr>
+        <w:tc>
+          <w:tcPr>
+            <w:tcW w:type="dxa" w:w="3360"/>
+            <w:vAlign w:val="center"/>
+          </w:tcPr>
+          <w:p>
+            <w:pPr>
+              <w:keepLines/>
+              <w:spacing w:after="0"/>
+            </w:pPr>
+            <w:r>
+              <w:rPr>
+                <w:rFonts w:ascii="Arial" w:hAnsi="Arial" w:eastAsia="Arial" w:cs="Tahoma"/>
+                <w:sz w:val="18"/>
+              </w:rPr>
+            </w:r>
+            <w:r>
+              <w:rPr>
+                <w:rFonts w:ascii="Arial" w:hAnsi="Arial" w:eastAsia="Arial" w:cs="Tahoma"/>
+                <w:sz w:val="18"/>
+              </w:rPr>
               <w:t>business_user</w:t>
             </w:r>
           </w:p>
@@ -10903,17 +11209,21 @@
           <w:rFonts w:ascii="Courier New" w:hAnsi="Courier New" w:eastAsia="Courier New" w:cs="Tahoma"/>
           <w:sz w:val="16"/>
         </w:rPr>
-        <w:t>-- bind ตามลำดับ: $1=sgiVersionId</w:t>
+        <w:t>-- 🔴 แก้ 2026-09-16 — ของเดิมรันไม่ได้: sps_store.workflow_status **ไม่มีคอลัมน์ seq**</w:t>
         <w:br/>
-        <w:t>-- ตาราง document_statuses ของ SGI ถูกตัดแล้ว — อ่านจาก workflow_status ของ engine กลาง</w:t>
+        <w:t>--    (ตารางจริงมีแค่ status_id · status_name · create_date · version_id)</w:t>
         <w:br/>
-        <w:t>SELECT status_id AS status_code, status_name, seq AS sort_order</w:t>
+        <w:t>--    และ status_id เป็น integer surrogate ต่างกันตาม environment ใช้เป็น statusCode ไม่ได้</w:t>
         <w:br/>
-        <w:t>FROM sps_store.workflow_status</w:t>
+        <w:t>--    รหัส 2 ตัวอักษร (06/08/01/02/03/99) เป็นของ SGI อยู่ที่ common_code · seed แล้ว</w:t>
         <w:br/>
-        <w:t>WHERE version_id = $1 /* sgiVersionId */</w:t>
+        <w:t>SELECT code_value AS status_code, code_name AS status_name, seq_no AS sort_order</w:t>
         <w:br/>
-        <w:t>ORDER BY seq;</w:t>
+        <w:t>FROM sps_store.common_code</w:t>
+        <w:br/>
+        <w:t>WHERE code_type = 'SGI_DOC_STATUS' AND active_flag = 'Y'</w:t>
+        <w:br/>
+        <w:t>ORDER BY seq_no;</w:t>
       </w:r>
     </w:p>
     <w:p>
@@ -10937,33 +11247,33 @@
           <w:rFonts w:ascii="Courier New" w:hAnsi="Courier New" w:eastAsia="Courier New" w:cs="Tahoma"/>
           <w:sz w:val="16"/>
         </w:rPr>
-        <w:t>-- bind ตามลำดับ: $1=sgiVersionId</w:t>
+        <w:t>-- 🔴 แก้ 2026-09-16 — ของเดิมรันไม่ได้ 2 จุด:</w:t>
         <w:br/>
-        <w:t>-- ตาราง workflow_sections ของ SGI ถูกตัดแล้ว — อ่าน state จาก engine กลาง และวงเงินจาก common_code ของระบบเดิม</w:t>
+        <w:t>--    (1) c.code_value = s.state_id เทียบ varchar กับ integer · seed ใส่ code_value = '100000' ไม่ใช่รหัสขั้น</w:t>
         <w:br/>
-        <w:t>-- (approve_limit_amount = SectionLimitCost ของ K2 เดิม · เกณฑ์เดียว 100,000 ตามมติ 2026-08-18 — เป็น data ไม่ hardcode · ขั้น 03 เป็น null = ไม่มีเพดาน)</w:t>
+        <w:t>--    (2) อ่านยอดจาก other_value ซึ่งไม่ได้ seed — contract อยู่ที่ code_name</w:t>
         <w:br/>
-        <w:t>-- ⚠️ sps_store.workflow_state ไม่มีคอลัมน์ลำดับ (มีแค่ version_id · state_id · state_name · create_date)</w:t>
+        <w:t>-- วงเงินเป็นค่าเดียวทั้งระบบ (เกณฑ์เดียว 100,000 · มติ 2026-08-18) ไม่ใช่ค่าแยกรายขั้น</w:t>
         <w:br/>
-        <w:t>--    ลำดับขั้นต้องเอาจาก workflow_route.seq · วงเงินจับคู่ด้วย common_code.code_value (ไม่มี code_id)</w:t>
+        <w:t>-- ⚠️ BE ต้อง fail-fast เมื่อ threshold หาย/ซ้ำ/แปลงเป็นตัวเลขไม่ได้ — SQL อย่างเดียวทำแทนไม่ได้</w:t>
         <w:br/>
-        <w:t>SELECT s.state_id AS section_code, s.state_name AS section_name,</w:t>
+        <w:t>SELECT c.code_value AS section_code, c.code_name AS section_name, c.seq_no AS sort_order,</w:t>
         <w:br/>
-        <w:t xml:space="preserve">       MIN(r.seq) AS sort_order,</w:t>
+        <w:t xml:space="preserve">       (SELECT CAST(l.code_name AS NUMERIC)</w:t>
         <w:br/>
-        <w:t xml:space="preserve">       CAST(c.other_value AS NUMERIC) AS approve_limit_amount</w:t>
+        <w:t xml:space="preserve">          FROM sps_store.common_code l</w:t>
         <w:br/>
-        <w:t>FROM sps_store.workflow_state s</w:t>
+        <w:t xml:space="preserve">         WHERE l.code_type = 'SGI_APPROVE_LIMIT'</w:t>
         <w:br/>
-        <w:t>LEFT JOIN sps_store.workflow_route r ON r.version_id = s.version_id AND r.from_state_id = s.state_id</w:t>
+        <w:t xml:space="preserve">           AND l.code_value = '100000' AND l.active_flag = 'Y') AS approve_limit_amount</w:t>
         <w:br/>
-        <w:t>LEFT JOIN common_code c ON c.code_type = 'SGI_APPROVE_LIMIT' AND c.code_value = s.state_id</w:t>
+        <w:t>FROM sps_store.common_code c</w:t>
         <w:br/>
-        <w:t>WHERE s.version_id = $1 /* sgiVersionId */</w:t>
+        <w:t>WHERE c.code_type = 'SGI_DOC_STATUS' AND c.active_flag = 'Y'</w:t>
         <w:br/>
-        <w:t>GROUP BY s.state_id, s.state_name, c.other_value</w:t>
+        <w:t xml:space="preserve">  AND c.code_value &lt;&gt; '99'          -- 99 = เสร็จสิ้น ไม่ใช่ขั้นที่รอคนทำ</w:t>
         <w:br/>
-        <w:t>ORDER BY sort_order;</w:t>
+        <w:t>ORDER BY c.seq_no;</w:t>
       </w:r>
     </w:p>
     <w:p>
